--- a/zaini_case_audit_output/outputs/word/documents/081_مذكرة جوابية في 16-8-1445 ـ على الحكم النهائي ـ دائرة الاستئناف الثانية ضد الشيخ.docx
+++ b/zaini_case_audit_output/outputs/word/documents/081_مذكرة جوابية في 16-8-1445 ـ على الحكم النهائي ـ دائرة الاستئناف الثانية ضد الشيخ.docx
@@ -51,6 +51,20 @@
           <w:i/>
         </w:rPr>
         <w:t>[مخرج آلي / Script Output - سماوي]  [مخرج آلي يحتاج مراجعة بشرية - وردي]</w:t>
+      </w:r>
+    </w:p>
+    <w:p>
+      <w:pPr>
+        <w:jc w:val="right"/>
+        <w:bidi/>
+      </w:pPr>
+      <w:r>
+        <w:rPr>
+          <w:b w:val="0"/>
+          <w:i/>
+          <w:color w:val="C00000"/>
+        </w:rPr>
+        <w:t>[نص ممسوح OCR صُحِّح ترتيبه آلياً — قد يحتوي أخطاء طفيفة]</w:t>
       </w:r>
     </w:p>
     <w:p/>
@@ -117,7 +131,7 @@
           <w:b w:val="0"/>
           <w:i w:val="0"/>
         </w:rPr>
-        <w:t>التوقيع: رفيف الثقفي / وكيل الملتمس.</w:t>
+        <w:t>.سمتلملا ليكو / يفقثلا فيفر :عيقوتلا</w:t>
       </w:r>
     </w:p>
     <w:p>

--- a/zaini_case_audit_output/outputs/word/documents/081_مذكرة جوابية في 16-8-1445 ـ على الحكم النهائي ـ دائرة الاستئناف الثانية ضد الشيخ.docx
+++ b/zaini_case_audit_output/outputs/word/documents/081_مذكرة جوابية في 16-8-1445 ـ على الحكم النهائي ـ دائرة الاستئناف الثانية ضد الشيخ.docx
@@ -70,15 +70,24 @@
     <w:p/>
     <w:p>
       <w:pPr>
+        <w:pStyle w:val="Heading2"/>
         <w:jc w:val="right"/>
         <w:bidi/>
       </w:pPr>
       <w:r>
-        <w:rPr>
-          <w:b w:val="0"/>
-          <w:i w:val="0"/>
-        </w:rPr>
-        <w:t>[ملاحظة المعالجة: مذكرة جوابية في 16-8-1445هـ على الحكم النهائي، دائرة الاستئناف الثانية ضد الشيخ أسامة زيني، القضية 42824717. ملف PDF حجمه نحو 386 كيلوبايت. النص المستخرج بترميز عربي معكوس ومتداخل يتعذر تفريغه حرفيا. وفيما يلي تلخيص لمضمونه القابل للاستخلاص:]</w:t>
+        <w:t>صفحة 1</w:t>
+      </w:r>
+    </w:p>
+    <w:p>
+      <w:pPr>
+        <w:pStyle w:val="Heading2"/>
+        <w:jc w:val="right"/>
+        <w:bidi/>
+      </w:pPr>
+      <w:r>
+        <w:t>[نص الضبط / الحكم — المتن الفعلي] ===</w:t>
+        <w:br/>
+        <w:t>١ ١ ١ .: 1445/ 08/16 : ‏التاريخ‎</w:t>
       </w:r>
     </w:p>
     <w:p>
@@ -91,7 +100,7 @@
           <w:b w:val="0"/>
           <w:i w:val="0"/>
         </w:rPr>
-        <w:t>تعقيب الملتمس (أسامة زيني) جوابا على المذكرة المقدمة من المستلمَس ضدهما (عدنان زيني وعاتقة الحرازي) بشأن صك حكم الاستئناف رقم 4530241622 وتاريخ 13/03/1445هـ الصادر عن دائرة الاستئناف الثانية بالمحكمة التجارية بجدة.</w:t>
+        <w:t>أصحاب الفضيلة/ رئيس وأعضاء الدائرة الثانية بمحكمة الاستئناف التجارية</w:t>
       </w:r>
     </w:p>
     <w:p>
@@ -104,21 +113,7 @@
           <w:b w:val="0"/>
           <w:i w:val="0"/>
         </w:rPr>
-        <w:t>أبرز ما ورد:</w:t>
-        <w:br/>
-        <w:t>- أولا: أن الادعاء بملكية عائلية للحصص دفع مردود؛ الدعوى المقامة تتعلق فقط بقيمة الحصص لا بصحة عقد البيع. والمستندات البنكية الصادرة عن البنك المركزي والبنوك تثبت سداد الملتمس (موكلي) للثمن.</w:t>
-        <w:br/>
-        <w:t>- المستندات البنكية بشيكات وتحويلات تثبت دفع المورث للمبالغ وقيام الموكل بسداد ديون على والده المورث من قيمة الحصص، ومنها دفع مبلغ نحو 6 ملايين ريال إلى الحرس الوطني.</w:t>
-        <w:br/>
-        <w:t>- الإشارة إلى حساب فروق المبالغ: ثمن البيع 120 مليون، وقيمة مزعومة، وفروق تتعلق بشيكين وتقييمات، ومبلغ نحو 20,043,862 ريال، ومبلغ نحو 135 ألفا، مع الاستناد إلى أن الدعوى محصورة في قيمة المبيع.</w:t>
-        <w:br/>
-        <w:t>- المحكمة التجارية الكبيرة هي المختصة بنظر الدعوى؛ وموكلي وكيل صحيح ومثّل تمثيلا نظاميا.</w:t>
-        <w:br/>
-        <w:t>- ثانيا (الطعن بالتزوير/الغش): أن المستلمَس ضدهما طعنا في عقد البيع بالغش والتزوير، وأن المحكمة استبعدت تلك المسألة. وأن دفع الغش يتطلب إثباته ببينة قاطعة، ولم يقدّم المدعون دليلا.</w:t>
-        <w:br/>
-        <w:t>- ثالثا (الشهود): الإشارة إلى عقد التخارج وشركة تخارج آبار وزيني عام 1427هـ، وإلى محضر اجتماع التخارج وقيمة الحصص ونسبها، واستعداد الشهود الموقعين على عقد البيع (المؤرخ في حياة المورث) للمثول والشهادة على صحة العقد وسلامة أهلية المورث - وهو التاجر - وقت توقيعه؛ وأن تواريخ التقارير الطبية لاحقة لتاريخ العقد.</w:t>
-        <w:br/>
-        <w:t>- التأكيد على توافر شروط قبول التماس إعادة النظر لظهور بينات ومستندات قاطعة جديدة بعد الحكم.</w:t>
+        <w:t>بمحافظة جدة سلمهم الله</w:t>
       </w:r>
     </w:p>
     <w:p>
@@ -131,7 +126,7 @@
           <w:b w:val="0"/>
           <w:i w:val="0"/>
         </w:rPr>
-        <w:t>.سمتلملا ليكو / يفقثلا فيفر :عيقوتلا</w:t>
+        <w:t>السلام عليكم ورحمة الله وبركاته» وبعد:</w:t>
       </w:r>
     </w:p>
     <w:p>
@@ -144,7 +139,351 @@
           <w:b w:val="0"/>
           <w:i w:val="0"/>
         </w:rPr>
-        <w:t>[النص الأصلي المستخرج وارد بترميز معكوس ومتداخل عبر صفحات؛ يتكرر في الرأس العنوان "أحمد بن عباس زيني / أسامة بن أحمد بن عباس زيني". أعلاه تلخيص للمضمون القابل للاستخلاص.]</w:t>
+        <w:t>الموضوع</w:t>
+        <w:br/>
+        <w:t>مذكرة بالرد والتعقيب على جواب الملتمس ضدهما على لائحة التماس إعادة النظر المقدمة من</w:t>
+        <w:br/>
+        <w:t>موكلي على الحكم الصادر من دائرتكم الموقرة بالصك رقم ( 4530241622) وتاريخ</w:t>
+        <w:br/>
+        <w:t>100103</w:t>
+        <w:br/>
+        <w:t>إشارة إلى التماس إعادة النظر المقدم من الملتمس أسامة أحمد عباس زيني ضد الملتمس ضدهما</w:t>
+        <w:br/>
+        <w:t>عدنان أحمد عباس زينيء وعاتقة محمد يحيى الحرازيء. على صك الحكم المذكور أعلاه» ونوجز</w:t>
+        <w:br/>
+        <w:t>تعقيبنا على مذكرة الملتمس ضدهما في الآتي:</w:t>
+        <w:br/>
+        <w:t>أولاً: ما زعمه وكيل الملتمس ضدهما بأن الملتمس سبق وأن تقدم للدائرة الابتدائية بهذه المبالغ</w:t>
+        <w:br/>
+        <w:t>والشيكات وتناولتها الدائرة بالرد عليها وعدم قبولهاء غير صحيح ومردود عليه بالآتي:</w:t>
+        <w:br/>
+        <w:t>1-أن موكلي لم يتقدم بهذه المستندات لمحكمة الدرجة الأولى» أو محكمة الاستئناف. ولم يسبق</w:t>
+        <w:br/>
+        <w:t>للمحكمتين أن نظرت فيها والرد عليها وعدم قبولهاء ‏ وإنما ما قدمه فقط هو صورة شيكين</w:t>
+        <w:br/>
+        <w:t>مجموعهما 6 مليون ربإل » كقرينة على سداد ديون عن الوالد » وهذين الشيكين قد تغاضت الدائرة</w:t>
+        <w:br/>
+        <w:t>عن النظر فيهما » يؤكد ذلك ما يلي:</w:t>
+        <w:br/>
+        <w:t>ورد في تسبيب حكم الدرجة الأولى؛ بعد أن استبعدت الاحتجاج بعقد بيع الحمصصء الآتي:" أن ما</w:t>
+        <w:br/>
+        <w:t>اشتمل عليه من مقابل قيمي من غير المتصور إمكان التحقق من صحته أو دقته كتحمل مصاريف</w:t>
+        <w:br/>
+        <w:t>عائلية ... فضلاً عن ذلك كله عدم تقديم المستند المشار إليه إطلاقاً في أي مرحلة سابقة في الدعوى</w:t>
+        <w:br/>
+        <w:t>(يقصد بذلك الشيكين) .. وهوما كانت الدائرة قد استغنت بجملة ما أشير إليه عن استكمال إجراءات</w:t>
+        <w:br/>
+        <w:t>فحص المستند .. قناعة الدائرة قد تجسدت على .أن الحصص محل الدعوى انتقلت بصورة تامة إلى</w:t>
+      </w:r>
+    </w:p>
+    <w:p>
+      <w:pPr>
+        <w:pStyle w:val="Heading2"/>
+        <w:jc w:val="right"/>
+        <w:bidi/>
+      </w:pPr>
+      <w:r>
+        <w:t>[بيانات الأطراف: المدعي / المدعى عليه / الحاضرون] ===</w:t>
+        <w:br/>
+        <w:t>ملكية المدعى عليه دون مقابل وفاء حقيقي لقيمة تلك الحمصص)</w:t>
+      </w:r>
+    </w:p>
+    <w:p>
+      <w:pPr>
+        <w:pStyle w:val="Heading2"/>
+        <w:jc w:val="right"/>
+        <w:bidi/>
+      </w:pPr>
+      <w:r>
+        <w:t>[نص الضبط / الحكم — المتن الفعلي] ===</w:t>
+        <w:br/>
+        <w:t>كما أن محكمة الاستئناف قد أوردت في تسبيبها ما يلي : (أن المدعى عليه لم يقدم ما يثبت بأن قيمة</w:t>
+        <w:br/>
+        <w:t>شراء الحصص ذفعت بطريق سداد مديونيات عن والده أو تكليفات بالصرف عليه؛ ومن غير</w:t>
+        <w:br/>
+        <w:t>تاذ كونبلاو يزكرملا كنبلل ةباتكلا هيلع ىعدملا بلط نأو «هتقد وأ هتحص نم ققحتلا نكمملا</w:t>
+        <w:br/>
+        <w:t>العلاقة أو المحكمة: العامة بجدة لأجل تقديم الدليل على السداد لقيمة الحصصء فإن من ادعئ شيء</w:t>
+        <w:br/>
+        <w:t>فعليه تقديم ما يثبته» كما.لم يقدم تقييمات أخرى للشركة؛ كما قررت أن الشيكين المشار إليهما لم</w:t>
+        <w:br/>
+        <w:t>تجدهم في مرفقات القضية).</w:t>
+        <w:br/>
+        <w:t>3-استئناس بوكيل الملتمس ضدهما بمذكرة موكلي المقدمة لدى محكمة الاستئناف الصادر عنها</w:t>
+        <w:br/>
+        <w:t>الحكم الملتمس عليه» بزعم أن موكلي تقدم بمرفقات في هذه المذكرة هي نفسها مستندات الالتماس»</w:t>
+        <w:br/>
+        <w:t>هو زعم غير صحيح ويكذبه الثابت بالمذكرة نفسهاء والتي خلت من أي مرفقات .وإنما أشارت فقط</w:t>
+        <w:br/>
+        <w:t>يبرعلا كنبلا ىدل ثروملا ةينويدم نم ءزجل دادس نيكيشب لابر نويلم 6 غلبم دادسب يلكوم عفد ىلإ</w:t>
+        <w:br/>
+        <w:t>.ينطولا</w:t>
+        <w:br/>
+        <w:t>1</w:t>
+      </w:r>
+    </w:p>
+    <w:p>
+      <w:pPr>
+        <w:pStyle w:val="Heading2"/>
+        <w:jc w:val="right"/>
+        <w:bidi/>
+      </w:pPr>
+      <w:r>
+        <w:t>صفحة 2</w:t>
+      </w:r>
+    </w:p>
+    <w:p>
+      <w:pPr>
+        <w:pStyle w:val="Heading2"/>
+        <w:jc w:val="right"/>
+        <w:bidi/>
+      </w:pPr>
+      <w:r>
+        <w:t>[نص الضبط / الحكم — المتن الفعلي] ===</w:t>
+        <w:br/>
+        <w:t>ويتضح مما تقدم: أن المستندات المقدمة في التماس إعادة النظر لم يسبق تقديمها لمحكمة الدرجة</w:t>
+        <w:br/>
+        <w:t>الأولى أو محكمة الاستئناف» بخلاف ما يزعمه وكيل الملتمس ضدهما.</w:t>
+        <w:br/>
+        <w:t>ثانياً:_ما زعمه وكيل الملتمس ضدهما بأن الملتمس_تقدم بهذه المستندات للدائرة المختصة بنضص</w:t>
+        <w:br/>
+        <w:t>مامأ عفارتلا ءانثأ.ه1445/01/13 خيراتو (4570053093) مقر ةيضقلا يف _ةريبكلا ىواعدلا</w:t>
+        <w:br/>
+        <w:t>محكمة الاستئناف التجارية. غير صحيح ومردود عليه بالآتى:</w:t>
+        <w:br/>
+        <w:t>1-أن الدعوى التجارية محل الحكم الملتمس عليه تتعلق ببيع حصص المورث؛ وتمسك موكلي فيها</w:t>
+        <w:br/>
+        <w:t>بعقد البيع الموقع من المورث والذي ورد فيه ثمن الحصص بمبلغ 120 مليون» وقام المورث بخصم</w:t>
+        <w:br/>
+        <w:t>مبلغ 88 مليون. مستحقات لموكلي والمتبقي من الثمن هو مبلغ 32 مليون» ومن ثم فإن دفاع موكلي</w:t>
+        <w:br/>
+        <w:t>في الدعوى التجارية يقوم على إثبات صحة عقد البيع والوفاء بالثمن وفق آلية التعاقد » ومن ثم</w:t>
+        <w:br/>
+        <w:t>فحدودها تنحصر في سداد باقي الثمن وهو 32 مليون. بينما الدعوى المشار إليها في دفع وكيل</w:t>
+        <w:br/>
+        <w:t>الملتمس ضدهماء تتعلق بإجمالي ديون على المورث لصالح موكلي تتجاوز 135 مليون ربإل » وهو</w:t>
+        <w:br/>
+        <w:t>ما أقر به وكيل الملتمس ضدهما في دفاعهء وهناك فرق كبير بين موضوع المطالبة المشار إليها ؛</w:t>
+        <w:br/>
+        <w:t>والدعوى التجارية محل الحكم الملتمس عليه.</w:t>
+        <w:br/>
+        <w:t>2- أن مستندات المبالغ التي تضمنتها المطالبة بمبلغ 135 مليونء لم تقدم إلى الدائرة المختصة</w:t>
+        <w:br/>
+        <w:t>بنظر الدعاوى الكبيرة» فعلى أي أساس يزعم وكيل الملتمس ضدهما بأنها ذات المستندات المقدمة</w:t>
+        <w:br/>
+        <w:t>في الالتماس» يؤكد ذلك صك الحكم في القضية المشار إليها والذي تناول في الوقائع عدم تقديم</w:t>
+        <w:br/>
+        <w:t>المستندات» فالقضية المشار إليها صدر بشأنها حكم بصرف النظر » دون تسليم أي مستندات أو</w:t>
+        <w:br/>
+        <w:t>إطلاع من المحكمة عليها.</w:t>
+        <w:br/>
+        <w:t>3-أن القضية المشار إليها خلت لائحتها من أي بيان يتعلق بسداد موكلي لمبلغ إجمالي قدرة</w:t>
+        <w:br/>
+        <w:t>(20,043,862 ) (عشرين مليون ربال وثلاثة وأربعون ألفا وثمانمائة واثنين وستون ريالاً) ديون</w:t>
+        <w:br/>
+        <w:t>قروض على المورث_- والتي تضمنتها مستندات الإلتماس- كما أن تفاصيل اللائحة تناولت مبالغ</w:t>
+        <w:br/>
+        <w:t>أخرى . فمن أين علم وكيل الملتمس ضدهما أن المبلغ المذكور تقدم موكلي بمستنداته أو كانت</w:t>
+        <w:br/>
+        <w:t>.ةروكذملا ةيضقلا عفر تقو هتزوحب</w:t>
+        <w:br/>
+        <w:t>ثالثاً:ء زعم وكيل الملتمس ضدهما فى (ثانياً) من مذكرته على غير الحقيقة بأن السبب الثاني</w:t>
+        <w:br/>
+        <w:t>للالتماس المقدم من موكلى _ والمتمثل فى غش المدعين الذي كان له أثر فى الحكم . ليس سبباً</w:t>
+        <w:br/>
+        <w:t>جديدا وإنما سبق للملتمس تناول مسألة تقييم الحصص بجلسات المرافعة. وهذا الدفع مردود عليه</w:t>
+        <w:br/>
+        <w:t>أن محكمة الدرجة الأولى ومحكمة الاستئناف تأثرت بغش الملتمس ضدهما بشأن تقييم الحصص »</w:t>
+        <w:br/>
+        <w:t>والطعن بتزوير عقد البيع الموقع من المورث والزعم بفقد أهليته حينها » ولم يكن بحوزة موكلي</w:t>
+        <w:br/>
+        <w:t>البينة على هذا الغش المؤثر في الحكم ؛ يؤكد ذلك أن حكم الدرجة الأولى المؤيد من الاستئناف أشار</w:t>
+        <w:br/>
+        <w:t>في تسبيبه أن موكلي لم يقدم_مستندات تفيد وجود تقييمات أخرى للشركة_كما أن محكمة الاستئناف</w:t>
+        <w:br/>
+        <w:t>الصادر عنها الحكم الملتمس عليه استبعدت عقد البيع_بحجة أنه غير موقع من المورث وإنما موقع</w:t>
+      </w:r>
+    </w:p>
+    <w:p>
+      <w:pPr>
+        <w:pStyle w:val="Heading2"/>
+        <w:jc w:val="right"/>
+        <w:bidi/>
+      </w:pPr>
+      <w:r>
+        <w:t>[بيانات الأطراف: المدعي / المدعى عليه / الحاضرون] ===</w:t>
+        <w:br/>
+        <w:t>من الوكيل». ورفضت_استكمال الطعن بتزوير_توقيع المورث_السابق التمسك به.من الملتمس</w:t>
+      </w:r>
+    </w:p>
+    <w:p>
+      <w:pPr>
+        <w:pStyle w:val="Heading2"/>
+        <w:jc w:val="right"/>
+        <w:bidi/>
+      </w:pPr>
+      <w:r>
+        <w:t>[نص الضبط / الحكم — المتن الفعلي] ===</w:t>
+        <w:br/>
+        <w:t>2</w:t>
+      </w:r>
+    </w:p>
+    <w:p>
+      <w:pPr>
+        <w:pStyle w:val="Heading2"/>
+        <w:jc w:val="right"/>
+        <w:bidi/>
+      </w:pPr>
+      <w:r>
+        <w:t>صفحة 3</w:t>
+      </w:r>
+    </w:p>
+    <w:p>
+      <w:pPr>
+        <w:pStyle w:val="Heading2"/>
+        <w:jc w:val="right"/>
+        <w:bidi/>
+      </w:pPr>
+      <w:r>
+        <w:t>[نص الضبط / الحكم — المتن الفعلي] ===</w:t>
+        <w:br/>
+        <w:t>ضدهماء واستدعت قرينة. بأن المورث وقت التوقيع يحتمل أن يكون فاقد الأهلية لوجود حكم لاحق</w:t>
+        <w:br/>
+        <w:t>في عام 1434ه بتعيين قيم عليه.</w:t>
+        <w:br/>
+        <w:t>وإذ لم يتمكن موكلي من الحصول على المستندات والبينات التي تؤكد هذا الغش إلا في تاريخ</w:t>
+        <w:br/>
+        <w:t>لاحق على الحكم وهي:</w:t>
+        <w:br/>
+        <w:t>اهنيب نم يتلاو رشع ىدحإلا تاكرشلل ةيقيقحلا ميقلا ديفتو ه1427 ماع ىلإ دوعت يتلا تامييقتلا1-</w:t>
+        <w:br/>
+        <w:t>الشركات التي تساهم فيها شركة أحمد زيني التجارية بنسبة من الحمصص (مرفق ضمن مرفقات</w:t>
+        <w:br/>
+        <w:t>الالتماس).</w:t>
+        <w:br/>
+        <w:t>#2-محضر اجتماع مع شريك المورث شركة أبار وزيني» والمتضمن تفاصيل التخارج ونسب كل</w:t>
+        <w:br/>
+        <w:t>شريك وحضور الملتمس ضده الأول (عدنان زيني) لهذا الاجتماع »وثابت بالمحضر أن قيمة</w:t>
+        <w:br/>
+        <w:t>38 ىدعتت ال هللا همحر ينيز دمحأ خيشلا ثروملا ةصح ةميقو نويلم 136 تقولا كلذب تاكرشلا</w:t>
+        <w:br/>
+        <w:t>مليون»(مرفق ضمن مرققات الالتماس) ولم يتمكن الملتمس من تقديم المحضر أثناء انعقاد</w:t>
+        <w:br/>
+        <w:t>الجلسات» ومن ثم فإن العلم بالغعش يرتبط بتاريخ الحصول على المحضرء فهو المستند الذي يثبت</w:t>
+        <w:br/>
+        <w:t>الغش» وتاريخ الحصول عليه في 1445/06/15ه.</w:t>
+        <w:br/>
+        <w:t>3- كما تواصل مع الملتمس شهود مجلس عقد بيع الحصص بتاريخ 1445/07/04ه وأبدوا</w:t>
+        <w:br/>
+        <w:t>استعدادهم للشهادة والتي تفيد توقيع أحمد زيني شخصياً على عقد البيع» وأنه تم على ثمن 120</w:t>
+        <w:br/>
+        <w:t>مليون ريال» وحرروا شهادتهم مكتوبة (مرفقة ضمن أوراق الالتماس).</w:t>
+        <w:br/>
+        <w:t>وحيث سبق وأوضحنا في لائحة الالتماس أن سبب تعذر العلم بالغشل في حينه: أن التقييمات</w:t>
+        <w:br/>
+        <w:t>الأخرى الصادرة للشركات محل التخارج والتي آلت نسب من حصصها إلى شركة أحمد زيني</w:t>
+        <w:br/>
+        <w:t>وأولاده» وشركة أحمد زيني التجارية» وكذلك محضر اجتماع التخارج الثابت فيه حضور الملتمس</w:t>
+        <w:br/>
+        <w:t>ضده الأول (عدنان) يعود تاريخها إلى عام 01427: ولم تكن تلك الأوراق بحوزة الملتمس حتى</w:t>
+        <w:br/>
+        <w:t>يقدمها للدائرة في حينهاء كما أن البحث عنها والعثور عليها يحتاج إلى وقت طويل جداً . كما أن</w:t>
+        <w:br/>
+        <w:t>واقعة البيع مرّ عليها ما يقرب من أربعة عشر. عاماء وحتى يتم التوصل للشهود أمر متعذرء</w:t>
+        <w:br/>
+        <w:t>وبفضل الله تواصل شهود العقد وأبدوا استعدادهم للشهادة» وحرروا شهادتهم مكتوبة.</w:t>
+        <w:br/>
+        <w:t>ولما كان ما تقدم: وحيث يشترط لتحقق الغش أن يقع أثناء نظر الدعوى ويدفع به الخصم الآخر</w:t>
+        <w:br/>
+        <w:t>في اثنائهاء وأن يكون العش تم من المحكوم له»ء وأن يكون العش من شأنه التأثير على الحكمء</w:t>
+        <w:br/>
+        <w:t>وبتطبيق تلك الشروظ على وقائع الدعوى يتضح توافرها جميعاًء مما يتحقق معه سلامة السند</w:t>
+        <w:br/>
+        <w:t>النظامي للالتماس» وإذ ظهرت أوراق قاطعة في الدعوى تعذر إبرازها قبل الحكم» وتؤكد الغثن</w:t>
+        <w:br/>
+        <w:t>الحاصل من الملتمس ضدهما للتأثير على الدائرة؛ و ظهرت أوراق جديدة ومستندات قاطعة وبينات</w:t>
+        <w:br/>
+        <w:t>من شأنها تغير وجه الحق في الدعوىء مما يتحقق معه موجب الالتماس.</w:t>
+        <w:br/>
+        <w:t>وكيلة الملتمس / رفيف الثقفي</w:t>
+        <w:br/>
+        <w:t>3</w:t>
+      </w:r>
+    </w:p>
+    <w:p>
+      <w:pPr>
+        <w:pStyle w:val="Heading2"/>
+        <w:jc w:val="right"/>
+        <w:bidi/>
+      </w:pPr>
+      <w:r>
+        <w:t>صفحة 4</w:t>
+      </w:r>
+    </w:p>
+    <w:p>
+      <w:pPr>
+        <w:pStyle w:val="Heading2"/>
+        <w:jc w:val="right"/>
+        <w:bidi/>
+      </w:pPr>
+      <w:r>
+        <w:t>[نص الضبط / الحكم — المتن الفعلي] ===</w:t>
+        <w:br/>
+        <w:t>١ ١</w:t>
+        <w:br/>
+        <w:t>3 ‏ا‎</w:t>
+        <w:br/>
+        <w:t>‎١&gt; ‏ني‎ ١ ‏لي‎</w:t>
+        <w:br/>
+        <w:t>‎4 0</w:t>
+        <w:br/>
+        <w:t>‏عير‎</w:t>
+        <w:br/>
+        <w:t>‏دس‎</w:t>
+        <w:br/>
+        <w:t>‎١ ١</w:t>
+        <w:br/>
+        <w:t>‏ا ا‎</w:t>
+        <w:br/>
+        <w:t>١ ‏ني‎ ١ ‏يا‎</w:t>
+        <w:br/>
+        <w:t>‏عن‎ 00</w:t>
+        <w:br/>
+        <w:t>‏عين,‎</w:t>
+        <w:br/>
+        <w:t>‏دس‎</w:t>
+        <w:br/>
+        <w:t>‎١ ١</w:t>
+        <w:br/>
+        <w:t>‏ا ا‎</w:t>
+        <w:br/>
+        <w:t>‎ىلا‏ &lt;١ 00</w:t>
+        <w:br/>
+        <w:t>‎4 0</w:t>
+        <w:br/>
+        <w:t>‏كين‎</w:t>
+        <w:br/>
+        <w:t>‏دس‎</w:t>
+        <w:br/>
+        <w:t>‎١ ١</w:t>
+        <w:br/>
+        <w:t>‏ا‎ 0</w:t>
+        <w:br/>
+        <w:t>‎ىلا‏ &lt;١ 00</w:t>
+        <w:br/>
+        <w:t>‎4 0</w:t>
+        <w:br/>
+        <w:t>‏عي‎</w:t>
+        <w:br/>
+        <w:t>‏دس‎</w:t>
+        <w:br/>
+        <w:t>‎١ ١</w:t>
+        <w:br/>
+        <w:t>‏ديل 4 يل‎</w:t>
+        <w:br/>
+        <w:t>١&gt; ‏ىا‎ ١ ‏لي‎</w:t>
+        <w:br/>
+        <w:t>‎3-4 ‏كعل0‎</w:t>
       </w:r>
     </w:p>
     <w:sectPr>

--- a/zaini_case_audit_output/outputs/word/documents/081_مذكرة جوابية في 16-8-1445 ـ على الحكم النهائي ـ دائرة الاستئناف الثانية ضد الشيخ.docx
+++ b/zaini_case_audit_output/outputs/word/documents/081_مذكرة جوابية في 16-8-1445 ـ على الحكم النهائي ـ دائرة الاستئناف الثانية ضد الشيخ.docx
@@ -247,7 +247,7 @@
         <w:br/>
         <w:t>ثانياً:_ما زعمه وكيل الملتمس ضدهما بأن الملتمس_تقدم بهذه المستندات للدائرة المختصة بنضص</w:t>
         <w:br/>
-        <w:t>مامأ عفارتلا ءانثأ.ه1445/01/13 خيراتو (4570053093) مقر ةيضقلا يف _ةريبكلا ىواعدلا</w:t>
+        <w:t>الدعاوى الكبيرة_ في القضية رقم (4570053093) وتاريخ 1445/01/13ه.أثناء الترافع أمام</w:t>
         <w:br/>
         <w:t>محكمة الاستئناف التجارية. غير صحيح ومردود عليه بالآتى:</w:t>
         <w:br/>

--- a/zaini_case_audit_output/outputs/word/documents/081_مذكرة جوابية في 16-8-1445 ـ على الحكم النهائي ـ دائرة الاستئناف الثانية ضد الشيخ.docx
+++ b/zaini_case_audit_output/outputs/word/documents/081_مذكرة جوابية في 16-8-1445 ـ على الحكم النهائي ـ دائرة الاستئناف الثانية ضد الشيخ.docx
@@ -85,21 +85,20 @@
         <w:bidi/>
       </w:pPr>
       <w:r>
-        <w:t>[نص الضبط / الحكم — المتن الفعلي] ===</w:t>
+        <w:t>[المتن الفعلي: الوقائع / الأسباب / المنطوق] ===</w:t>
         <w:br/>
         <w:t>١ ١ ١ .: 1445/ 08/16 : ‏التاريخ‎</w:t>
       </w:r>
     </w:p>
     <w:p>
       <w:pPr>
+        <w:pStyle w:val="Heading2"/>
         <w:jc w:val="right"/>
         <w:bidi/>
       </w:pPr>
       <w:r>
-        <w:rPr>
-          <w:b w:val="0"/>
-          <w:i w:val="0"/>
-        </w:rPr>
+        <w:t>[المُرسَل إليه / المخاطَب والتحية] ===</w:t>
+        <w:br/>
         <w:t>أصحاب الفضيلة/ رئيس وأعضاء الدائرة الثانية بمحكمة الاستئناف التجارية</w:t>
       </w:r>
     </w:p>
@@ -118,14 +117,13 @@
     </w:p>
     <w:p>
       <w:pPr>
+        <w:pStyle w:val="Heading2"/>
         <w:jc w:val="right"/>
         <w:bidi/>
       </w:pPr>
       <w:r>
-        <w:rPr>
-          <w:b w:val="0"/>
-          <w:i w:val="0"/>
-        </w:rPr>
+        <w:t>[المتن الفعلي: الوقائع / الأسباب / المنطوق] ===</w:t>
+        <w:br/>
         <w:t>السلام عليكم ورحمة الله وبركاته» وبعد:</w:t>
       </w:r>
     </w:p>
@@ -195,7 +193,7 @@
         <w:bidi/>
       </w:pPr>
       <w:r>
-        <w:t>[نص الضبط / الحكم — المتن الفعلي] ===</w:t>
+        <w:t>[المتن الفعلي: الوقائع / الأسباب / المنطوق] ===</w:t>
         <w:br/>
         <w:t>كما أن محكمة الاستئناف قد أوردت في تسبيبها ما يلي : (أن المدعى عليه لم يقدم ما يثبت بأن قيمة</w:t>
         <w:br/>
@@ -206,14 +204,54 @@
         <w:t>العلاقة أو المحكمة: العامة بجدة لأجل تقديم الدليل على السداد لقيمة الحصصء فإن من ادعئ شيء</w:t>
         <w:br/>
         <w:t>فعليه تقديم ما يثبته» كما.لم يقدم تقييمات أخرى للشركة؛ كما قررت أن الشيكين المشار إليهما لم</w:t>
+      </w:r>
+    </w:p>
+    <w:p>
+      <w:pPr>
+        <w:pStyle w:val="Heading2"/>
+        <w:jc w:val="right"/>
+        <w:bidi/>
+      </w:pPr>
+      <w:r>
+        <w:t>[الطلبات / المرفقات] ===</w:t>
         <w:br/>
         <w:t>تجدهم في مرفقات القضية).</w:t>
+      </w:r>
+    </w:p>
+    <w:p>
+      <w:pPr>
+        <w:pStyle w:val="Heading2"/>
+        <w:jc w:val="right"/>
+        <w:bidi/>
+      </w:pPr>
+      <w:r>
+        <w:t>[المتن الفعلي: الوقائع / الأسباب / المنطوق] ===</w:t>
         <w:br/>
         <w:t>3-استئناس بوكيل الملتمس ضدهما بمذكرة موكلي المقدمة لدى محكمة الاستئناف الصادر عنها</w:t>
+      </w:r>
+    </w:p>
+    <w:p>
+      <w:pPr>
+        <w:pStyle w:val="Heading2"/>
+        <w:jc w:val="right"/>
+        <w:bidi/>
+      </w:pPr>
+      <w:r>
+        <w:t>[الطلبات / المرفقات] ===</w:t>
         <w:br/>
         <w:t>الحكم الملتمس عليه» بزعم أن موكلي تقدم بمرفقات في هذه المذكرة هي نفسها مستندات الالتماس»</w:t>
         <w:br/>
         <w:t>هو زعم غير صحيح ويكذبه الثابت بالمذكرة نفسهاء والتي خلت من أي مرفقات .وإنما أشارت فقط</w:t>
+      </w:r>
+    </w:p>
+    <w:p>
+      <w:pPr>
+        <w:pStyle w:val="Heading2"/>
+        <w:jc w:val="right"/>
+        <w:bidi/>
+      </w:pPr>
+      <w:r>
+        <w:t>[المتن الفعلي: الوقائع / الأسباب / المنطوق] ===</w:t>
         <w:br/>
         <w:t>يبرعلا كنبلا ىدل ثروملا ةينويدم نم ءزجل دادس نيكيشب لابر نويلم 6 غلبم دادسب يلكوم عفد ىلإ</w:t>
         <w:br/>
@@ -239,7 +277,7 @@
         <w:bidi/>
       </w:pPr>
       <w:r>
-        <w:t>[نص الضبط / الحكم — المتن الفعلي] ===</w:t>
+        <w:t>[المتن الفعلي: الوقائع / الأسباب / المنطوق] ===</w:t>
         <w:br/>
         <w:t>ويتضح مما تقدم: أن المستندات المقدمة في التماس إعادة النظر لم يسبق تقديمها لمحكمة الدرجة</w:t>
         <w:br/>
@@ -323,7 +361,7 @@
         <w:bidi/>
       </w:pPr>
       <w:r>
-        <w:t>[نص الضبط / الحكم — المتن الفعلي] ===</w:t>
+        <w:t>[المتن الفعلي: الوقائع / الأسباب / المنطوق] ===</w:t>
         <w:br/>
         <w:t>2</w:t>
       </w:r>
@@ -345,7 +383,7 @@
         <w:bidi/>
       </w:pPr>
       <w:r>
-        <w:t>[نص الضبط / الحكم — المتن الفعلي] ===</w:t>
+        <w:t>[المتن الفعلي: الوقائع / الأسباب / المنطوق] ===</w:t>
         <w:br/>
         <w:t>ضدهماء واستدعت قرينة. بأن المورث وقت التوقيع يحتمل أن يكون فاقد الأهلية لوجود حكم لاحق</w:t>
         <w:br/>
@@ -356,8 +394,28 @@
         <w:t>لاحق على الحكم وهي:</w:t>
         <w:br/>
         <w:t>اهنيب نم يتلاو رشع ىدحإلا تاكرشلل ةيقيقحلا ميقلا ديفتو ه1427 ماع ىلإ دوعت يتلا تامييقتلا1-</w:t>
+      </w:r>
+    </w:p>
+    <w:p>
+      <w:pPr>
+        <w:pStyle w:val="Heading2"/>
+        <w:jc w:val="right"/>
+        <w:bidi/>
+      </w:pPr>
+      <w:r>
+        <w:t>[الطلبات / المرفقات] ===</w:t>
         <w:br/>
         <w:t>الشركات التي تساهم فيها شركة أحمد زيني التجارية بنسبة من الحمصص (مرفق ضمن مرفقات</w:t>
+      </w:r>
+    </w:p>
+    <w:p>
+      <w:pPr>
+        <w:pStyle w:val="Heading2"/>
+        <w:jc w:val="right"/>
+        <w:bidi/>
+      </w:pPr>
+      <w:r>
+        <w:t>[المتن الفعلي: الوقائع / الأسباب / المنطوق] ===</w:t>
         <w:br/>
         <w:t>الالتماس).</w:t>
         <w:br/>
@@ -427,7 +485,7 @@
         <w:bidi/>
       </w:pPr>
       <w:r>
-        <w:t>[نص الضبط / الحكم — المتن الفعلي] ===</w:t>
+        <w:t>[المتن الفعلي: الوقائع / الأسباب / المنطوق] ===</w:t>
         <w:br/>
         <w:t>١ ١</w:t>
         <w:br/>

--- a/zaini_case_audit_output/outputs/word/documents/081_مذكرة جوابية في 16-8-1445 ـ على الحكم النهائي ـ دائرة الاستئناف الثانية ضد الشيخ.docx
+++ b/zaini_case_audit_output/outputs/word/documents/081_مذكرة جوابية في 16-8-1445 ـ على الحكم النهائي ـ دائرة الاستئناف الثانية ضد الشيخ.docx
@@ -199,7 +199,7 @@
         <w:br/>
         <w:t>شراء الحصص ذفعت بطريق سداد مديونيات عن والده أو تكليفات بالصرف عليه؛ ومن غير</w:t>
         <w:br/>
-        <w:t>تاذ كونبلاو يزكرملا كنبلل ةباتكلا هيلع ىعدملا بلط نأو «هتقد وأ هتحص نم ققحتلا نكمملا</w:t>
+        <w:t>الممكن التحقق من صحته أو دقته» وأن طلب المدعى عليه الكتابة للبنك المركزي والبنوك ذات</w:t>
         <w:br/>
         <w:t>العلاقة أو المحكمة: العامة بجدة لأجل تقديم الدليل على السداد لقيمة الحصصء فإن من ادعئ شيء</w:t>
         <w:br/>
@@ -253,7 +253,7 @@
       <w:r>
         <w:t>[المتن الفعلي: الوقائع / الأسباب / المنطوق] ===</w:t>
         <w:br/>
-        <w:t>يبرعلا كنبلا ىدل ثروملا ةينويدم نم ءزجل دادس نيكيشب لابر نويلم 6 غلبم دادسب يلكوم عفد ىلإ</w:t>
+        <w:t>إلى دفع موكلي بسداد مبلغ 6 مليون ربال بشيكين سداد لجزء من مديونية المورث لدى البنك العربي</w:t>
         <w:br/>
         <w:t>.ينطولا</w:t>
         <w:br/>
@@ -323,7 +323,7 @@
         <w:br/>
         <w:t>أخرى . فمن أين علم وكيل الملتمس ضدهما أن المبلغ المذكور تقدم موكلي بمستنداته أو كانت</w:t>
         <w:br/>
-        <w:t>.ةروكذملا ةيضقلا عفر تقو هتزوحب</w:t>
+        <w:t>بحوزته وقت رفع القضية المذكورة.</w:t>
         <w:br/>
         <w:t>ثالثاً:ء زعم وكيل الملتمس ضدهما فى (ثانياً) من مذكرته على غير الحقيقة بأن السبب الثاني</w:t>
         <w:br/>
@@ -393,7 +393,7 @@
         <w:br/>
         <w:t>لاحق على الحكم وهي:</w:t>
         <w:br/>
-        <w:t>اهنيب نم يتلاو رشع ىدحإلا تاكرشلل ةيقيقحلا ميقلا ديفتو ه1427 ماع ىلإ دوعت يتلا تامييقتلا1-</w:t>
+        <w:t>1-التقييمات التي تعود إلى عام 1427ه وتفيد القيم الحقيقية للشركات الإحدى عشر والتي من بينها</w:t>
       </w:r>
     </w:p>
     <w:p>
@@ -423,7 +423,7 @@
         <w:br/>
         <w:t>شريك وحضور الملتمس ضده الأول (عدنان زيني) لهذا الاجتماع »وثابت بالمحضر أن قيمة</w:t>
         <w:br/>
-        <w:t>38 ىدعتت ال هللا همحر ينيز دمحأ خيشلا ثروملا ةصح ةميقو نويلم 136 تقولا كلذب تاكرشلا</w:t>
+        <w:t>الشركات بذلك الوقت 136 مليون وقيمة حصة المورث الشيخ أحمد زيني رحمه الله لا تتعدى 38</w:t>
         <w:br/>
         <w:t>مليون»(مرفق ضمن مرققات الالتماس) ولم يتمكن الملتمس من تقديم المحضر أثناء انعقاد</w:t>
         <w:br/>
@@ -515,7 +515,7 @@
         <w:br/>
         <w:t>‏ا ا‎</w:t>
         <w:br/>
-        <w:t>‎ىلا‏ &lt;١ 00</w:t>
+        <w:t>00 ١&gt; ‏الى‎</w:t>
         <w:br/>
         <w:t>‎4 0</w:t>
         <w:br/>
@@ -527,7 +527,7 @@
         <w:br/>
         <w:t>‏ا‎ 0</w:t>
         <w:br/>
-        <w:t>‎ىلا‏ &lt;١ 00</w:t>
+        <w:t>00 ١&gt; ‏الى‎</w:t>
         <w:br/>
         <w:t>‎4 0</w:t>
         <w:br/>
